--- a/verificables revisión sistemática/S6_auditoria_controles_positivos.docx
+++ b/verificables revisión sistemática/S6_auditoria_controles_positivos.docx
@@ -296,6 +296,24 @@
       </w:tr>
     </w:tbl>
     <w:p/>
+    <w:p>
+      <w:pPr>
+        <w:pStyle w:val="Heading2"/>
+      </w:pPr>
+      <w:r>
+        <w:t>Perdida por la enmienda de idioma</w:t>
+      </w:r>
+    </w:p>
+    <w:p>
+      <w:r>
+        <w:t>La restriccion a ingles y espanol, adoptada el 11 de agosto de 2026 con el cribado ya cerrado, elimina uno de los 40 estudios de control: Ronit et al. (2024), un caso de fagoterapia en protesis vascular infectada por P. aeruginosa publicado en danes en Ugeskrift for Laeger. No es un fallo del cribado, porque el estudio se identifico y se clasifico correctamente, sino el precio del criterio.</w:t>
+      </w:r>
+    </w:p>
+    <w:p>
+      <w:r>
+        <w:t>La auditoria distingue ahora las dos situaciones. Una perdida por una enmienda declarada se informa pero no detiene el canal; una perdida sin motivo declarado sigue siendo un fallo que lo detiene. Confundirlas arruina la auditoria en cualquiera de los dos sentidos: si falla siempre se acaba ignorando, y si pasa siempre deja de detectar el error que existe para detectar.</w:t>
+      </w:r>
+    </w:p>
     <w:p>
       <w:pPr>
         <w:pStyle w:val="Heading2"/>
